--- a/_site/Take-home_Ex/Take-home_Ex01/Take Home Exercise 1b.docx
+++ b/_site/Take-home_Ex/Take-home_Ex01/Take Home Exercise 1b.docx
@@ -687,48 +687,6 @@
       <w:pPr>
         <w:pStyle w:val="FirstParagraph"/>
       </w:pPr>
-      <w:r>
-        <w:drawing>
-          <wp:inline>
-            <wp:extent cx="4620126" cy="3696101"/>
-            <wp:effectExtent b="0" l="0" r="0" t="0"/>
-            <wp:docPr descr="" title="" id="35" name="Picture"/>
-            <a:graphic>
-              <a:graphicData uri="http://schemas.openxmlformats.org/drawingml/2006/picture">
-                <pic:pic>
-                  <pic:nvPicPr>
-                    <pic:cNvPr descr="Take-Home-Exercise-1b_files/figure-docx/unnamed-chunk-3-1.png" id="36" name="Picture"/>
-                    <pic:cNvPicPr>
-                      <a:picLocks noChangeArrowheads="1" noChangeAspect="1"/>
-                    </pic:cNvPicPr>
-                  </pic:nvPicPr>
-                  <pic:blipFill>
-                    <a:blip r:embed="rId34"/>
-                    <a:stretch>
-                      <a:fillRect/>
-                    </a:stretch>
-                  </pic:blipFill>
-                  <pic:spPr bwMode="auto">
-                    <a:xfrm>
-                      <a:off x="0" y="0"/>
-                      <a:ext cx="4620126" cy="3696101"/>
-                    </a:xfrm>
-                    <a:prstGeom prst="rect">
-                      <a:avLst/>
-                    </a:prstGeom>
-                    <a:noFill/>
-                    <a:ln w="9525">
-                      <a:noFill/>
-                      <a:headEnd/>
-                      <a:tailEnd/>
-                    </a:ln>
-                  </pic:spPr>
-                </pic:pic>
-              </a:graphicData>
-            </a:graphic>
-          </wp:inline>
-        </w:drawing>
-      </w:r>
     </w:p>
     <w:p>
       <w:pPr>
@@ -1813,7 +1771,7 @@
         <w:t xml:space="preserve">The above improved graph and codes ensures a fair and easier visualisation for both himself and potentially to whoever will see his website. Furthermore, this set of improved codes can also ensure professionalism and tidyness when Rajesh were to expose his website to his stakeholders or even the members of the public.</w:t>
       </w:r>
     </w:p>
-    <w:bookmarkStart w:id="40" w:name="website-tidyness"/>
+    <w:bookmarkStart w:id="37" w:name="website-tidyness"/>
     <w:p>
       <w:pPr>
         <w:pStyle w:val="Heading3"/>
@@ -1920,18 +1878,18 @@
                 <wp:inline>
                   <wp:extent cx="152400" cy="152400"/>
                   <wp:effectExtent b="0" l="0" r="0" t="0"/>
-                  <wp:docPr descr="" title="" id="38" name="Picture"/>
+                  <wp:docPr descr="" title="" id="35" name="Picture"/>
                   <a:graphic>
                     <a:graphicData uri="http://schemas.openxmlformats.org/drawingml/2006/picture">
                       <pic:pic>
                         <pic:nvPicPr>
-                          <pic:cNvPr descr="C:\Users\danus\AppData\Local\Programs\Quarto\share\formats\docx\note.png" id="39" name="Picture"/>
+                          <pic:cNvPr descr="C:\Users\danus\AppData\Local\Programs\Quarto\share\formats\docx\note.png" id="36" name="Picture"/>
                           <pic:cNvPicPr>
                             <a:picLocks noChangeArrowheads="1" noChangeAspect="1"/>
                           </pic:cNvPicPr>
                         </pic:nvPicPr>
                         <pic:blipFill>
-                          <a:blip r:embed="rId37"/>
+                          <a:blip r:embed="rId34"/>
                           <a:stretch>
                             <a:fillRect/>
                           </a:stretch>
@@ -2007,8 +1965,8 @@
         </w:tc>
       </w:tr>
     </w:tbl>
-    <w:bookmarkEnd w:id="40"/>
-    <w:bookmarkStart w:id="41" w:name="conclusion-and-remarks"/>
+    <w:bookmarkEnd w:id="37"/>
+    <w:bookmarkStart w:id="38" w:name="conclusion-and-remarks"/>
     <w:p>
       <w:pPr>
         <w:pStyle w:val="Heading2"/>
@@ -2029,7 +1987,7 @@
         <w:t xml:space="preserve">Rajesh’s website has been a good website after all, however, this website is not as professional as it seems as the website looks quite untidy and there are messy data visualizations, which could be difficult to read. With the improvement of the visualisations above, it is believed that this website could have a good revamp on future take home exercises and projects</w:t>
       </w:r>
     </w:p>
-    <w:bookmarkEnd w:id="41"/>
+    <w:bookmarkEnd w:id="38"/>
     <w:sectPr>
       <w:footnotePr>
         <w:numRestart w:val="eachSect"/>
